--- a/UI/Help/QRev_Users.docx
+++ b/UI/Help/QRev_Users.docx
@@ -3218,7 +3218,23 @@
           <w:sz w:val="16"/>
           <w:szCs w:val="16"/>
         </w:rPr>
-        <w:t xml:space="preserve">: The person who associated a work with this deed has dedicated the work to the public domain by waiving all of his or her rights to the work worldwide under copyright law, including all related and neighboring rights, to the extent allowed by law. You can copy, modify, </w:t>
+        <w:t xml:space="preserve">: The person who associated a work with this deed has dedicated the work to the public domain by waiving </w:t>
+      </w:r>
+      <w:proofErr w:type="gramStart"/>
+      <w:r>
+        <w:rPr>
+          <w:sz w:val="16"/>
+          <w:szCs w:val="16"/>
+        </w:rPr>
+        <w:t>all of</w:t>
+      </w:r>
+      <w:proofErr w:type="gramEnd"/>
+      <w:r>
+        <w:rPr>
+          <w:sz w:val="16"/>
+          <w:szCs w:val="16"/>
+        </w:rPr>
+        <w:t xml:space="preserve"> his or her rights to the work worldwide under copyright law, including all related and neighboring rights, to the extent allowed by law. You can copy, modify, </w:t>
       </w:r>
       <w:proofErr w:type="gramStart"/>
       <w:r>
@@ -4094,7 +4110,7 @@
                 <w:noProof/>
               </w:rPr>
               <w:pict w14:anchorId="592D2EA1">
-                <v:shape id="_x0000_i1033" type="#_x0000_t75" style="width:14.05pt;height:10.3pt;visibility:visible;mso-wrap-style:square">
+                <v:shape id="_x0000_i1033" type="#_x0000_t75" style="width:14.25pt;height:10.2pt;visibility:visible;mso-wrap-style:square">
                   <v:imagedata r:id="rId47" o:title="" croptop="15747f" cropbottom="15772f" cropleft="20056f" cropright="20946f"/>
                 </v:shape>
               </w:pict>
@@ -4432,7 +4448,7 @@
                 <w:noProof/>
               </w:rPr>
               <w:pict w14:anchorId="3562BDD1">
-                <v:shape id="_x0000_i1034" type="#_x0000_t75" style="width:19.65pt;height:15.9pt;visibility:visible;mso-wrap-style:square">
+                <v:shape id="_x0000_i1034" type="#_x0000_t75" style="width:19.7pt;height:15.6pt;visibility:visible;mso-wrap-style:square">
                   <v:imagedata r:id="rId48" o:title=""/>
                 </v:shape>
               </w:pict>
@@ -4524,7 +4540,7 @@
                 <w:noProof/>
               </w:rPr>
               <w:pict w14:anchorId="2818C0E9">
-                <v:shape id="_x0000_i1035" type="#_x0000_t75" style="width:14.05pt;height:14.05pt;visibility:visible;mso-wrap-style:square">
+                <v:shape id="_x0000_i1035" type="#_x0000_t75" style="width:14.25pt;height:14.25pt;visibility:visible;mso-wrap-style:square">
                   <v:imagedata r:id="rId49" o:title=""/>
                 </v:shape>
               </w:pict>
@@ -4644,20 +4660,16 @@
                 <w:noProof/>
                 <w:webHidden/>
               </w:rPr>
-            </w:r>
-            <w:r>
-              <w:rPr>
-                <w:noProof/>
-                <w:webHidden/>
-              </w:rPr>
               <w:fldChar w:fldCharType="separate"/>
             </w:r>
             <w:r>
               <w:rPr>
-                <w:noProof/>
-                <w:webHidden/>
-              </w:rPr>
-              <w:t>14</w:t>
+                <w:b/>
+                <w:bCs/>
+                <w:noProof/>
+                <w:webHidden/>
+              </w:rPr>
+              <w:t>Error! Bookmark not defined.</w:t>
             </w:r>
             <w:r>
               <w:rPr>
@@ -4726,20 +4738,16 @@
                 <w:noProof/>
                 <w:webHidden/>
               </w:rPr>
-            </w:r>
-            <w:r>
-              <w:rPr>
-                <w:noProof/>
-                <w:webHidden/>
-              </w:rPr>
               <w:fldChar w:fldCharType="separate"/>
             </w:r>
             <w:r>
               <w:rPr>
-                <w:noProof/>
-                <w:webHidden/>
-              </w:rPr>
-              <w:t>14</w:t>
+                <w:b/>
+                <w:bCs/>
+                <w:noProof/>
+                <w:webHidden/>
+              </w:rPr>
+              <w:t>Error! Bookmark not defined.</w:t>
             </w:r>
             <w:r>
               <w:rPr>
@@ -4808,20 +4816,16 @@
                 <w:noProof/>
                 <w:webHidden/>
               </w:rPr>
-            </w:r>
-            <w:r>
-              <w:rPr>
-                <w:noProof/>
-                <w:webHidden/>
-              </w:rPr>
               <w:fldChar w:fldCharType="separate"/>
             </w:r>
             <w:r>
               <w:rPr>
-                <w:noProof/>
-                <w:webHidden/>
-              </w:rPr>
-              <w:t>15</w:t>
+                <w:b/>
+                <w:bCs/>
+                <w:noProof/>
+                <w:webHidden/>
+              </w:rPr>
+              <w:t>Error! Bookmark not defined.</w:t>
             </w:r>
             <w:r>
               <w:rPr>
@@ -4903,7 +4907,7 @@
                 <w:noProof/>
                 <w:webHidden/>
               </w:rPr>
-              <w:t>15</w:t>
+              <w:t>16</w:t>
             </w:r>
             <w:r>
               <w:rPr>
@@ -4985,7 +4989,7 @@
                 <w:noProof/>
                 <w:webHidden/>
               </w:rPr>
-              <w:t>15</w:t>
+              <w:t>16</w:t>
             </w:r>
             <w:r>
               <w:rPr>
@@ -5121,7 +5125,7 @@
                 <w:noProof/>
                 <w:webHidden/>
               </w:rPr>
-              <w:t>16</w:t>
+              <w:t>17</w:t>
             </w:r>
             <w:r>
               <w:rPr>
@@ -5162,7 +5166,7 @@
                 <w:noProof/>
               </w:rPr>
               <w:pict w14:anchorId="58AD7725">
-                <v:shape id="_x0000_i1036" type="#_x0000_t75" style="width:14.95pt;height:12.15pt;visibility:visible;mso-wrap-style:square">
+                <v:shape id="_x0000_i1036" type="#_x0000_t75" style="width:14.95pt;height:12.25pt;visibility:visible;mso-wrap-style:square">
                   <v:imagedata r:id="rId51" o:title=""/>
                 </v:shape>
               </w:pict>
@@ -5213,7 +5217,7 @@
                 <w:noProof/>
                 <w:webHidden/>
               </w:rPr>
-              <w:t>16</w:t>
+              <w:t>18</w:t>
             </w:r>
             <w:r>
               <w:rPr>
@@ -5336,7 +5340,7 @@
                 <w:noProof/>
                 <w:webHidden/>
               </w:rPr>
-              <w:t>16</w:t>
+              <w:t>18</w:t>
             </w:r>
             <w:r>
               <w:rPr>
@@ -5459,7 +5463,7 @@
                 <w:noProof/>
                 <w:webHidden/>
               </w:rPr>
-              <w:t>16</w:t>
+              <w:t>18</w:t>
             </w:r>
             <w:r>
               <w:rPr>
@@ -5582,7 +5586,7 @@
                 <w:noProof/>
                 <w:webHidden/>
               </w:rPr>
-              <w:t>17</w:t>
+              <w:t>19</w:t>
             </w:r>
             <w:r>
               <w:rPr>
@@ -5705,7 +5709,7 @@
                 <w:noProof/>
                 <w:webHidden/>
               </w:rPr>
-              <w:t>17</w:t>
+              <w:t>19</w:t>
             </w:r>
             <w:r>
               <w:rPr>
@@ -5828,7 +5832,7 @@
                 <w:noProof/>
                 <w:webHidden/>
               </w:rPr>
-              <w:t>17</w:t>
+              <w:t>19</w:t>
             </w:r>
             <w:r>
               <w:rPr>
@@ -5951,7 +5955,7 @@
                 <w:noProof/>
                 <w:webHidden/>
               </w:rPr>
-              <w:t>17</w:t>
+              <w:t>19</w:t>
             </w:r>
             <w:r>
               <w:rPr>
@@ -6074,7 +6078,7 @@
                 <w:noProof/>
                 <w:webHidden/>
               </w:rPr>
-              <w:t>17</w:t>
+              <w:t>19</w:t>
             </w:r>
             <w:r>
               <w:rPr>
@@ -6115,7 +6119,7 @@
                 <w:noProof/>
               </w:rPr>
               <w:pict w14:anchorId="11C0B1BE">
-                <v:shape id="_x0000_i1037" type="#_x0000_t75" style="width:15.9pt;height:14.95pt;visibility:visible;mso-wrap-style:square">
+                <v:shape id="_x0000_i1037" type="#_x0000_t75" style="width:15.6pt;height:14.95pt;visibility:visible;mso-wrap-style:square">
                   <v:imagedata r:id="rId59" o:title=""/>
                 </v:shape>
               </w:pict>
@@ -6166,7 +6170,7 @@
                 <w:noProof/>
                 <w:webHidden/>
               </w:rPr>
-              <w:t>17</w:t>
+              <w:t>19</w:t>
             </w:r>
             <w:r>
               <w:rPr>
@@ -6207,7 +6211,7 @@
                 <w:noProof/>
               </w:rPr>
               <w:pict w14:anchorId="286F7DB2">
-                <v:shape id="_x0000_i1038" type="#_x0000_t75" style="width:17.75pt;height:14.05pt;visibility:visible;mso-wrap-style:square">
+                <v:shape id="_x0000_i1038" type="#_x0000_t75" style="width:17.65pt;height:14.25pt;visibility:visible;mso-wrap-style:square">
                   <v:imagedata r:id="rId60" o:title=""/>
                 </v:shape>
               </w:pict>
@@ -6258,7 +6262,7 @@
                 <w:noProof/>
                 <w:webHidden/>
               </w:rPr>
-              <w:t>17</w:t>
+              <w:t>19</w:t>
             </w:r>
             <w:r>
               <w:rPr>
@@ -6340,7 +6344,7 @@
                 <w:noProof/>
                 <w:webHidden/>
               </w:rPr>
-              <w:t>18</w:t>
+              <w:t>19</w:t>
             </w:r>
             <w:r>
               <w:rPr>
@@ -6422,7 +6426,7 @@
                 <w:noProof/>
                 <w:webHidden/>
               </w:rPr>
-              <w:t>19</w:t>
+              <w:t>20</w:t>
             </w:r>
             <w:r>
               <w:rPr>
@@ -6504,7 +6508,7 @@
                 <w:noProof/>
                 <w:webHidden/>
               </w:rPr>
-              <w:t>20</w:t>
+              <w:t>21</w:t>
             </w:r>
             <w:r>
               <w:rPr>
@@ -6586,7 +6590,7 @@
                 <w:noProof/>
                 <w:webHidden/>
               </w:rPr>
-              <w:t>21</w:t>
+              <w:t>22</w:t>
             </w:r>
             <w:r>
               <w:rPr>
@@ -6668,7 +6672,7 @@
                 <w:noProof/>
                 <w:webHidden/>
               </w:rPr>
-              <w:t>22</w:t>
+              <w:t>23</w:t>
             </w:r>
             <w:r>
               <w:rPr>
@@ -6750,7 +6754,7 @@
                 <w:noProof/>
                 <w:webHidden/>
               </w:rPr>
-              <w:t>23</w:t>
+              <w:t>24</w:t>
             </w:r>
             <w:r>
               <w:rPr>
@@ -6832,7 +6836,7 @@
                 <w:noProof/>
                 <w:webHidden/>
               </w:rPr>
-              <w:t>24</w:t>
+              <w:t>25</w:t>
             </w:r>
             <w:r>
               <w:rPr>
@@ -6914,7 +6918,7 @@
                 <w:noProof/>
                 <w:webHidden/>
               </w:rPr>
-              <w:t>25</w:t>
+              <w:t>26</w:t>
             </w:r>
             <w:r>
               <w:rPr>
@@ -6996,7 +7000,7 @@
                 <w:noProof/>
                 <w:webHidden/>
               </w:rPr>
-              <w:t>25</w:t>
+              <w:t>26</w:t>
             </w:r>
             <w:r>
               <w:rPr>
@@ -7078,7 +7082,7 @@
                 <w:noProof/>
                 <w:webHidden/>
               </w:rPr>
-              <w:t>26</w:t>
+              <w:t>27</w:t>
             </w:r>
             <w:r>
               <w:rPr>
@@ -7160,7 +7164,7 @@
                 <w:noProof/>
                 <w:webHidden/>
               </w:rPr>
-              <w:t>26</w:t>
+              <w:t>27</w:t>
             </w:r>
             <w:r>
               <w:rPr>
@@ -7242,7 +7246,7 @@
                 <w:noProof/>
                 <w:webHidden/>
               </w:rPr>
-              <w:t>26</w:t>
+              <w:t>27</w:t>
             </w:r>
             <w:r>
               <w:rPr>
@@ -7324,7 +7328,7 @@
                 <w:noProof/>
                 <w:webHidden/>
               </w:rPr>
-              <w:t>27</w:t>
+              <w:t>28</w:t>
             </w:r>
             <w:r>
               <w:rPr>
@@ -7406,7 +7410,7 @@
                 <w:noProof/>
                 <w:webHidden/>
               </w:rPr>
-              <w:t>28</w:t>
+              <w:t>29</w:t>
             </w:r>
             <w:r>
               <w:rPr>
@@ -7488,7 +7492,7 @@
                 <w:noProof/>
                 <w:webHidden/>
               </w:rPr>
-              <w:t>29</w:t>
+              <w:t>30</w:t>
             </w:r>
             <w:r>
               <w:rPr>
@@ -7570,7 +7574,7 @@
                 <w:noProof/>
                 <w:webHidden/>
               </w:rPr>
-              <w:t>30</w:t>
+              <w:t>31</w:t>
             </w:r>
             <w:r>
               <w:rPr>
@@ -7652,7 +7656,7 @@
                 <w:noProof/>
                 <w:webHidden/>
               </w:rPr>
-              <w:t>30</w:t>
+              <w:t>31</w:t>
             </w:r>
             <w:r>
               <w:rPr>
@@ -7734,7 +7738,7 @@
                 <w:noProof/>
                 <w:webHidden/>
               </w:rPr>
-              <w:t>31</w:t>
+              <w:t>32</w:t>
             </w:r>
             <w:r>
               <w:rPr>
@@ -7816,7 +7820,7 @@
                 <w:noProof/>
                 <w:webHidden/>
               </w:rPr>
-              <w:t>31</w:t>
+              <w:t>32</w:t>
             </w:r>
             <w:r>
               <w:rPr>
@@ -7898,7 +7902,7 @@
                 <w:noProof/>
                 <w:webHidden/>
               </w:rPr>
-              <w:t>33</w:t>
+              <w:t>34</w:t>
             </w:r>
             <w:r>
               <w:rPr>
@@ -7980,7 +7984,7 @@
                 <w:noProof/>
                 <w:webHidden/>
               </w:rPr>
-              <w:t>34</w:t>
+              <w:t>35</w:t>
             </w:r>
             <w:r>
               <w:rPr>
@@ -8062,7 +8066,7 @@
                 <w:noProof/>
                 <w:webHidden/>
               </w:rPr>
-              <w:t>35</w:t>
+              <w:t>36</w:t>
             </w:r>
             <w:r>
               <w:rPr>
@@ -8144,7 +8148,7 @@
                 <w:noProof/>
                 <w:webHidden/>
               </w:rPr>
-              <w:t>35</w:t>
+              <w:t>36</w:t>
             </w:r>
             <w:r>
               <w:rPr>
@@ -8226,7 +8230,7 @@
                 <w:noProof/>
                 <w:webHidden/>
               </w:rPr>
-              <w:t>37</w:t>
+              <w:t>38</w:t>
             </w:r>
             <w:r>
               <w:rPr>
@@ -8308,7 +8312,7 @@
                 <w:noProof/>
                 <w:webHidden/>
               </w:rPr>
-              <w:t>38</w:t>
+              <w:t>39</w:t>
             </w:r>
             <w:r>
               <w:rPr>
@@ -8390,7 +8394,7 @@
                 <w:noProof/>
                 <w:webHidden/>
               </w:rPr>
-              <w:t>38</w:t>
+              <w:t>39</w:t>
             </w:r>
             <w:r>
               <w:rPr>
@@ -8472,7 +8476,7 @@
                 <w:noProof/>
                 <w:webHidden/>
               </w:rPr>
-              <w:t>41</w:t>
+              <w:t>42</w:t>
             </w:r>
             <w:r>
               <w:rPr>
@@ -8554,7 +8558,7 @@
                 <w:noProof/>
                 <w:webHidden/>
               </w:rPr>
-              <w:t>42</w:t>
+              <w:t>43</w:t>
             </w:r>
             <w:r>
               <w:rPr>
@@ -8636,7 +8640,7 @@
                 <w:noProof/>
                 <w:webHidden/>
               </w:rPr>
-              <w:t>42</w:t>
+              <w:t>43</w:t>
             </w:r>
             <w:r>
               <w:rPr>
@@ -8718,7 +8722,7 @@
                 <w:noProof/>
                 <w:webHidden/>
               </w:rPr>
-              <w:t>42</w:t>
+              <w:t>43</w:t>
             </w:r>
             <w:r>
               <w:rPr>
@@ -8800,7 +8804,7 @@
                 <w:noProof/>
                 <w:webHidden/>
               </w:rPr>
-              <w:t>43</w:t>
+              <w:t>44</w:t>
             </w:r>
             <w:r>
               <w:rPr>
@@ -8882,7 +8886,7 @@
                 <w:noProof/>
                 <w:webHidden/>
               </w:rPr>
-              <w:t>45</w:t>
+              <w:t>46</w:t>
             </w:r>
             <w:r>
               <w:rPr>
@@ -8964,7 +8968,7 @@
                 <w:noProof/>
                 <w:webHidden/>
               </w:rPr>
-              <w:t>46</w:t>
+              <w:t>47</w:t>
             </w:r>
             <w:r>
               <w:rPr>
@@ -9046,7 +9050,7 @@
                 <w:noProof/>
                 <w:webHidden/>
               </w:rPr>
-              <w:t>46</w:t>
+              <w:t>47</w:t>
             </w:r>
             <w:r>
               <w:rPr>
@@ -9128,7 +9132,7 @@
                 <w:noProof/>
                 <w:webHidden/>
               </w:rPr>
-              <w:t>46</w:t>
+              <w:t>47</w:t>
             </w:r>
             <w:r>
               <w:rPr>
@@ -9210,7 +9214,7 @@
                 <w:noProof/>
                 <w:webHidden/>
               </w:rPr>
-              <w:t>46</w:t>
+              <w:t>47</w:t>
             </w:r>
             <w:r>
               <w:rPr>
@@ -9292,7 +9296,7 @@
                 <w:noProof/>
                 <w:webHidden/>
               </w:rPr>
-              <w:t>47</w:t>
+              <w:t>48</w:t>
             </w:r>
             <w:r>
               <w:rPr>
@@ -9374,7 +9378,7 @@
                 <w:noProof/>
                 <w:webHidden/>
               </w:rPr>
-              <w:t>47</w:t>
+              <w:t>48</w:t>
             </w:r>
             <w:r>
               <w:rPr>
@@ -9456,7 +9460,7 @@
                 <w:noProof/>
                 <w:webHidden/>
               </w:rPr>
-              <w:t>48</w:t>
+              <w:t>49</w:t>
             </w:r>
             <w:r>
               <w:rPr>
@@ -9538,7 +9542,7 @@
                 <w:noProof/>
                 <w:webHidden/>
               </w:rPr>
-              <w:t>48</w:t>
+              <w:t>49</w:t>
             </w:r>
             <w:r>
               <w:rPr>
@@ -9620,7 +9624,7 @@
                 <w:noProof/>
                 <w:webHidden/>
               </w:rPr>
-              <w:t>48</w:t>
+              <w:t>49</w:t>
             </w:r>
             <w:r>
               <w:rPr>
@@ -9702,7 +9706,7 @@
                 <w:noProof/>
                 <w:webHidden/>
               </w:rPr>
-              <w:t>49</w:t>
+              <w:t>50</w:t>
             </w:r>
             <w:r>
               <w:rPr>
@@ -9784,7 +9788,7 @@
                 <w:noProof/>
                 <w:webHidden/>
               </w:rPr>
-              <w:t>51</w:t>
+              <w:t>52</w:t>
             </w:r>
             <w:r>
               <w:rPr>
@@ -9866,7 +9870,7 @@
                 <w:noProof/>
                 <w:webHidden/>
               </w:rPr>
-              <w:t>52</w:t>
+              <w:t>53</w:t>
             </w:r>
             <w:r>
               <w:rPr>
@@ -9948,7 +9952,7 @@
                 <w:noProof/>
                 <w:webHidden/>
               </w:rPr>
-              <w:t>52</w:t>
+              <w:t>53</w:t>
             </w:r>
             <w:r>
               <w:rPr>
@@ -10030,7 +10034,7 @@
                 <w:noProof/>
                 <w:webHidden/>
               </w:rPr>
-              <w:t>52</w:t>
+              <w:t>53</w:t>
             </w:r>
             <w:r>
               <w:rPr>
@@ -10112,7 +10116,7 @@
                 <w:noProof/>
                 <w:webHidden/>
               </w:rPr>
-              <w:t>52</w:t>
+              <w:t>53</w:t>
             </w:r>
             <w:r>
               <w:rPr>
@@ -10194,7 +10198,7 @@
                 <w:noProof/>
                 <w:webHidden/>
               </w:rPr>
-              <w:t>53</w:t>
+              <w:t>54</w:t>
             </w:r>
             <w:r>
               <w:rPr>
@@ -10276,7 +10280,7 @@
                 <w:noProof/>
                 <w:webHidden/>
               </w:rPr>
-              <w:t>53</w:t>
+              <w:t>54</w:t>
             </w:r>
             <w:r>
               <w:rPr>
@@ -10358,7 +10362,7 @@
                 <w:noProof/>
                 <w:webHidden/>
               </w:rPr>
-              <w:t>53</w:t>
+              <w:t>54</w:t>
             </w:r>
             <w:r>
               <w:rPr>
@@ -10440,7 +10444,7 @@
                 <w:noProof/>
                 <w:webHidden/>
               </w:rPr>
-              <w:t>54</w:t>
+              <w:t>55</w:t>
             </w:r>
             <w:r>
               <w:rPr>
@@ -10522,7 +10526,7 @@
                 <w:noProof/>
                 <w:webHidden/>
               </w:rPr>
-              <w:t>55</w:t>
+              <w:t>56</w:t>
             </w:r>
             <w:r>
               <w:rPr>
@@ -10604,7 +10608,7 @@
                 <w:noProof/>
                 <w:webHidden/>
               </w:rPr>
-              <w:t>55</w:t>
+              <w:t>56</w:t>
             </w:r>
             <w:r>
               <w:rPr>
@@ -10686,7 +10690,7 @@
                 <w:noProof/>
                 <w:webHidden/>
               </w:rPr>
-              <w:t>56</w:t>
+              <w:t>57</w:t>
             </w:r>
             <w:r>
               <w:rPr>
@@ -10768,7 +10772,7 @@
                 <w:noProof/>
                 <w:webHidden/>
               </w:rPr>
-              <w:t>56</w:t>
+              <w:t>57</w:t>
             </w:r>
             <w:r>
               <w:rPr>
@@ -10850,7 +10854,7 @@
                 <w:noProof/>
                 <w:webHidden/>
               </w:rPr>
-              <w:t>57</w:t>
+              <w:t>58</w:t>
             </w:r>
             <w:r>
               <w:rPr>
@@ -10932,7 +10936,7 @@
                 <w:noProof/>
                 <w:webHidden/>
               </w:rPr>
-              <w:t>58</w:t>
+              <w:t>59</w:t>
             </w:r>
             <w:r>
               <w:rPr>
@@ -11014,7 +11018,7 @@
                 <w:noProof/>
                 <w:webHidden/>
               </w:rPr>
-              <w:t>58</w:t>
+              <w:t>59</w:t>
             </w:r>
             <w:r>
               <w:rPr>
@@ -11096,7 +11100,7 @@
                 <w:noProof/>
                 <w:webHidden/>
               </w:rPr>
-              <w:t>59</w:t>
+              <w:t>60</w:t>
             </w:r>
             <w:r>
               <w:rPr>
@@ -11178,7 +11182,7 @@
                 <w:noProof/>
                 <w:webHidden/>
               </w:rPr>
-              <w:t>59</w:t>
+              <w:t>60</w:t>
             </w:r>
             <w:r>
               <w:rPr>
@@ -11260,7 +11264,7 @@
                 <w:noProof/>
                 <w:webHidden/>
               </w:rPr>
-              <w:t>60</w:t>
+              <w:t>61</w:t>
             </w:r>
             <w:r>
               <w:rPr>
@@ -11342,7 +11346,7 @@
                 <w:noProof/>
                 <w:webHidden/>
               </w:rPr>
-              <w:t>60</w:t>
+              <w:t>61</w:t>
             </w:r>
             <w:r>
               <w:rPr>
@@ -11424,7 +11428,7 @@
                 <w:noProof/>
                 <w:webHidden/>
               </w:rPr>
-              <w:t>60</w:t>
+              <w:t>61</w:t>
             </w:r>
             <w:r>
               <w:rPr>
@@ -11506,7 +11510,7 @@
                 <w:noProof/>
                 <w:webHidden/>
               </w:rPr>
-              <w:t>61</w:t>
+              <w:t>62</w:t>
             </w:r>
             <w:r>
               <w:rPr>
@@ -11588,7 +11592,7 @@
                 <w:noProof/>
                 <w:webHidden/>
               </w:rPr>
-              <w:t>63</w:t>
+              <w:t>64</w:t>
             </w:r>
             <w:r>
               <w:rPr>
@@ -11670,7 +11674,7 @@
                 <w:noProof/>
                 <w:webHidden/>
               </w:rPr>
-              <w:t>63</w:t>
+              <w:t>64</w:t>
             </w:r>
             <w:r>
               <w:rPr>
@@ -11752,7 +11756,7 @@
                 <w:noProof/>
                 <w:webHidden/>
               </w:rPr>
-              <w:t>63</w:t>
+              <w:t>64</w:t>
             </w:r>
             <w:r>
               <w:rPr>
@@ -11834,7 +11838,7 @@
                 <w:noProof/>
                 <w:webHidden/>
               </w:rPr>
-              <w:t>64</w:t>
+              <w:t>65</w:t>
             </w:r>
             <w:r>
               <w:rPr>
@@ -11916,7 +11920,7 @@
                 <w:noProof/>
                 <w:webHidden/>
               </w:rPr>
-              <w:t>64</w:t>
+              <w:t>65</w:t>
             </w:r>
             <w:r>
               <w:rPr>
@@ -11998,7 +12002,7 @@
                 <w:noProof/>
                 <w:webHidden/>
               </w:rPr>
-              <w:t>65</w:t>
+              <w:t>66</w:t>
             </w:r>
             <w:r>
               <w:rPr>
@@ -12080,7 +12084,7 @@
                 <w:noProof/>
                 <w:webHidden/>
               </w:rPr>
-              <w:t>65</w:t>
+              <w:t>66</w:t>
             </w:r>
             <w:r>
               <w:rPr>
@@ -12162,7 +12166,7 @@
                 <w:noProof/>
                 <w:webHidden/>
               </w:rPr>
-              <w:t>66</w:t>
+              <w:t>67</w:t>
             </w:r>
             <w:r>
               <w:rPr>
@@ -12244,7 +12248,7 @@
                 <w:noProof/>
                 <w:webHidden/>
               </w:rPr>
-              <w:t>66</w:t>
+              <w:t>67</w:t>
             </w:r>
             <w:r>
               <w:rPr>
@@ -12326,7 +12330,7 @@
                 <w:noProof/>
                 <w:webHidden/>
               </w:rPr>
-              <w:t>67</w:t>
+              <w:t>68</w:t>
             </w:r>
             <w:r>
               <w:rPr>
@@ -12408,7 +12412,7 @@
                 <w:noProof/>
                 <w:webHidden/>
               </w:rPr>
-              <w:t>67</w:t>
+              <w:t>68</w:t>
             </w:r>
             <w:r>
               <w:rPr>
@@ -12490,7 +12494,7 @@
                 <w:noProof/>
                 <w:webHidden/>
               </w:rPr>
-              <w:t>67</w:t>
+              <w:t>68</w:t>
             </w:r>
             <w:r>
               <w:rPr>
@@ -12572,7 +12576,7 @@
                 <w:noProof/>
                 <w:webHidden/>
               </w:rPr>
-              <w:t>68</w:t>
+              <w:t>69</w:t>
             </w:r>
             <w:r>
               <w:rPr>
@@ -12654,7 +12658,7 @@
                 <w:noProof/>
                 <w:webHidden/>
               </w:rPr>
-              <w:t>70</w:t>
+              <w:t>71</w:t>
             </w:r>
             <w:r>
               <w:rPr>
@@ -12736,7 +12740,7 @@
                 <w:noProof/>
                 <w:webHidden/>
               </w:rPr>
-              <w:t>70</w:t>
+              <w:t>71</w:t>
             </w:r>
             <w:r>
               <w:rPr>
@@ -12818,7 +12822,7 @@
                 <w:noProof/>
                 <w:webHidden/>
               </w:rPr>
-              <w:t>71</w:t>
+              <w:t>72</w:t>
             </w:r>
             <w:r>
               <w:rPr>
@@ -12900,7 +12904,7 @@
                 <w:noProof/>
                 <w:webHidden/>
               </w:rPr>
-              <w:t>72</w:t>
+              <w:t>73</w:t>
             </w:r>
             <w:r>
               <w:rPr>
@@ -12982,7 +12986,7 @@
                 <w:noProof/>
                 <w:webHidden/>
               </w:rPr>
-              <w:t>72</w:t>
+              <w:t>73</w:t>
             </w:r>
             <w:r>
               <w:rPr>
@@ -13064,7 +13068,7 @@
                 <w:noProof/>
                 <w:webHidden/>
               </w:rPr>
-              <w:t>73</w:t>
+              <w:t>74</w:t>
             </w:r>
             <w:r>
               <w:rPr>
@@ -13146,7 +13150,7 @@
                 <w:noProof/>
                 <w:webHidden/>
               </w:rPr>
-              <w:t>73</w:t>
+              <w:t>74</w:t>
             </w:r>
             <w:r>
               <w:rPr>
@@ -13228,7 +13232,7 @@
                 <w:noProof/>
                 <w:webHidden/>
               </w:rPr>
-              <w:t>74</w:t>
+              <w:t>75</w:t>
             </w:r>
             <w:r>
               <w:rPr>
@@ -13310,7 +13314,7 @@
                 <w:noProof/>
                 <w:webHidden/>
               </w:rPr>
-              <w:t>74</w:t>
+              <w:t>75</w:t>
             </w:r>
             <w:r>
               <w:rPr>
@@ -13392,7 +13396,7 @@
                 <w:noProof/>
                 <w:webHidden/>
               </w:rPr>
-              <w:t>75</w:t>
+              <w:t>76</w:t>
             </w:r>
             <w:r>
               <w:rPr>
@@ -13474,7 +13478,7 @@
                 <w:noProof/>
                 <w:webHidden/>
               </w:rPr>
-              <w:t>75</w:t>
+              <w:t>76</w:t>
             </w:r>
             <w:r>
               <w:rPr>
@@ -13556,7 +13560,7 @@
                 <w:noProof/>
                 <w:webHidden/>
               </w:rPr>
-              <w:t>75</w:t>
+              <w:t>76</w:t>
             </w:r>
             <w:r>
               <w:rPr>
@@ -13638,7 +13642,7 @@
                 <w:noProof/>
                 <w:webHidden/>
               </w:rPr>
-              <w:t>76</w:t>
+              <w:t>77</w:t>
             </w:r>
             <w:r>
               <w:rPr>
@@ -13720,7 +13724,7 @@
                 <w:noProof/>
                 <w:webHidden/>
               </w:rPr>
-              <w:t>76</w:t>
+              <w:t>77</w:t>
             </w:r>
             <w:r>
               <w:rPr>
@@ -13802,7 +13806,7 @@
                 <w:noProof/>
                 <w:webHidden/>
               </w:rPr>
-              <w:t>77</w:t>
+              <w:t>78</w:t>
             </w:r>
             <w:r>
               <w:rPr>
@@ -13884,7 +13888,7 @@
                 <w:noProof/>
                 <w:webHidden/>
               </w:rPr>
-              <w:t>77</w:t>
+              <w:t>78</w:t>
             </w:r>
             <w:r>
               <w:rPr>
@@ -13966,7 +13970,7 @@
                 <w:noProof/>
                 <w:webHidden/>
               </w:rPr>
-              <w:t>77</w:t>
+              <w:t>78</w:t>
             </w:r>
             <w:r>
               <w:rPr>
@@ -14048,7 +14052,7 @@
                 <w:noProof/>
                 <w:webHidden/>
               </w:rPr>
-              <w:t>77</w:t>
+              <w:t>78</w:t>
             </w:r>
             <w:r>
               <w:rPr>
@@ -14131,7 +14135,7 @@
                 <w:noProof/>
                 <w:webHidden/>
               </w:rPr>
-              <w:t>77</w:t>
+              <w:t>78</w:t>
             </w:r>
             <w:r>
               <w:rPr>
@@ -14213,7 +14217,7 @@
                 <w:noProof/>
                 <w:webHidden/>
               </w:rPr>
-              <w:t>78</w:t>
+              <w:t>79</w:t>
             </w:r>
             <w:r>
               <w:rPr>
@@ -14614,21 +14618,7 @@
           <w:rPr>
             <w:rStyle w:val="Hyperlink"/>
           </w:rPr>
-          <w:t xml:space="preserve">USGS </w:t>
-        </w:r>
-        <w:proofErr w:type="spellStart"/>
-        <w:r>
-          <w:rPr>
-            <w:rStyle w:val="Hyperlink"/>
-          </w:rPr>
-          <w:t>Hydroacoustics</w:t>
-        </w:r>
-        <w:proofErr w:type="spellEnd"/>
-        <w:r>
-          <w:rPr>
-            <w:rStyle w:val="Hyperlink"/>
-          </w:rPr>
-          <w:t xml:space="preserve"> web page for </w:t>
+          <w:t xml:space="preserve">USGS Hydroacoustics web page for </w:t>
         </w:r>
         <w:proofErr w:type="spellStart"/>
         <w:r>
@@ -14684,15 +14674,15 @@
         <w:fldChar w:fldCharType="end"/>
       </w:r>
       <w:r>
-        <w:t xml:space="preserve">" board under </w:t>
+        <w:t xml:space="preserve">" board under Hydroacoustics Moving-Boat Deployments. Open the </w:t>
       </w:r>
       <w:proofErr w:type="spellStart"/>
       <w:r>
-        <w:t>Hydroacoustics</w:t>
+        <w:t>QRev</w:t>
       </w:r>
       <w:proofErr w:type="spellEnd"/>
       <w:r>
-        <w:t xml:space="preserve"> Moving-Boat Deployments. Open the </w:t>
+        <w:t xml:space="preserve"> board and click "Notify" to automatically receive emails on any bug fixes or issues identified with </w:t>
       </w:r>
       <w:proofErr w:type="spellStart"/>
       <w:r>
@@ -14700,7 +14690,7 @@
       </w:r>
       <w:proofErr w:type="spellEnd"/>
       <w:r>
-        <w:t xml:space="preserve"> board and click "Notify" to automatically receive emails on any bug fixes or issues identified with </w:t>
+        <w:t xml:space="preserve">. This is the only way of being automatically notified if there has been an identified problem or if a new version has been released. You are also encouraged to report any problems you encounter with </w:t>
       </w:r>
       <w:proofErr w:type="spellStart"/>
       <w:r>
@@ -14708,23 +14698,7 @@
       </w:r>
       <w:proofErr w:type="spellEnd"/>
       <w:r>
-        <w:t xml:space="preserve">. This is the only way of being automatically notified if there has been an identified problem or if a new version has been released. You are also encouraged to report any problems you encounter with </w:t>
-      </w:r>
-      <w:proofErr w:type="spellStart"/>
-      <w:r>
-        <w:t>QRev</w:t>
-      </w:r>
-      <w:proofErr w:type="spellEnd"/>
-      <w:r>
-        <w:t xml:space="preserve"> and attach the associated files so that any identified problem can be resolved. To access the OSW </w:t>
-      </w:r>
-      <w:proofErr w:type="spellStart"/>
-      <w:r>
-        <w:t>Hydroacoustics</w:t>
-      </w:r>
-      <w:proofErr w:type="spellEnd"/>
-      <w:r>
-        <w:t xml:space="preserve"> </w:t>
+        <w:t xml:space="preserve"> and attach the associated files so that any identified problem can be resolved. To access the OSW Hydroacoustics </w:t>
       </w:r>
       <w:proofErr w:type="gramStart"/>
       <w:r>
@@ -14741,43 +14715,21 @@
           <w:rPr>
             <w:rStyle w:val="Hyperlink"/>
           </w:rPr>
-          <w:t xml:space="preserve">Register for access to OSW </w:t>
+          <w:t>Register for access to OSW Hydroacoustics Forums</w:t>
         </w:r>
-        <w:proofErr w:type="spellStart"/>
+      </w:hyperlink>
+    </w:p>
+    <w:p>
+      <w:hyperlink r:id="rId63" w:history="1">
         <w:r>
           <w:rPr>
             <w:rStyle w:val="Hyperlink"/>
           </w:rPr>
-          <w:t>Hydroacoustics</w:t>
-        </w:r>
-        <w:proofErr w:type="spellEnd"/>
-        <w:r>
-          <w:rPr>
-            <w:rStyle w:val="Hyperlink"/>
-          </w:rPr>
-          <w:t xml:space="preserve"> Forums</w:t>
+          <w:t>Hydroacoustics Forums for Registered Users</w:t>
         </w:r>
       </w:hyperlink>
     </w:p>
     <w:p>
-      <w:hyperlink r:id="rId63" w:history="1">
-        <w:proofErr w:type="spellStart"/>
-        <w:r>
-          <w:rPr>
-            <w:rStyle w:val="Hyperlink"/>
-          </w:rPr>
-          <w:t>Hydroacoustics</w:t>
-        </w:r>
-        <w:proofErr w:type="spellEnd"/>
-        <w:r>
-          <w:rPr>
-            <w:rStyle w:val="Hyperlink"/>
-          </w:rPr>
-          <w:t xml:space="preserve"> Forums for Registered Users</w:t>
-        </w:r>
-      </w:hyperlink>
-    </w:p>
-    <w:p>
       <w:r>
         <w:br w:type="page"/>
       </w:r>
@@ -14860,7 +14812,15 @@
         <w:t>Tabs, b</w:t>
       </w:r>
       <w:r>
-        <w:t xml:space="preserve">uttons, check boxes, radio buttons, and pop-up menus are used in lieu of menus in an attempt to make </w:t>
+        <w:t xml:space="preserve">uttons, check boxes, radio buttons, and pop-up menus are used in lieu of menus </w:t>
+      </w:r>
+      <w:proofErr w:type="gramStart"/>
+      <w:r>
+        <w:t>in an attempt to</w:t>
+      </w:r>
+      <w:proofErr w:type="gramEnd"/>
+      <w:r>
+        <w:t xml:space="preserve"> make </w:t>
       </w:r>
       <w:proofErr w:type="spellStart"/>
       <w:r>
@@ -15260,7 +15220,15 @@
       </w:r>
       <w:proofErr w:type="spellEnd"/>
       <w:r>
-        <w:t xml:space="preserve"> version and the path of the measurement loaded.</w:t>
+        <w:t xml:space="preserve"> </w:t>
+      </w:r>
+      <w:proofErr w:type="gramStart"/>
+      <w:r>
+        <w:t>version</w:t>
+      </w:r>
+      <w:proofErr w:type="gramEnd"/>
+      <w:r>
+        <w:t xml:space="preserve"> and the path of the measurement loaded.</w:t>
       </w:r>
     </w:p>
     <w:p>
@@ -15329,7 +15297,7 @@
       <w:bookmarkEnd w:id="8"/>
       <w:r>
         <w:pict w14:anchorId="7E49F246">
-          <v:shape id="Picture 3" o:spid="_x0000_i1039" type="#_x0000_t75" style="width:14.05pt;height:10.3pt;visibility:visible;mso-wrap-style:square">
+          <v:shape id="Picture 3" o:spid="_x0000_i1039" type="#_x0000_t75" style="width:14.25pt;height:10.2pt;visibility:visible;mso-wrap-style:square">
             <v:imagedata r:id="rId47" o:title="" croptop="15747f" cropbottom="15772f" cropleft="20056f" cropright="20946f"/>
           </v:shape>
         </w:pict>
@@ -15905,7 +15873,7 @@
       <w:bookmarkEnd w:id="13"/>
       <w:r>
         <w:pict w14:anchorId="1A788B37">
-          <v:shape id="Picture 6" o:spid="_x0000_i1040" type="#_x0000_t75" style="width:19.65pt;height:15.9pt;visibility:visible;mso-wrap-style:square">
+          <v:shape id="Picture 6" o:spid="_x0000_i1040" type="#_x0000_t75" style="width:19.7pt;height:15.6pt;visibility:visible;mso-wrap-style:square">
             <v:imagedata r:id="rId48" o:title=""/>
           </v:shape>
         </w:pict>
@@ -16088,7 +16056,7 @@
       <w:bookmarkEnd w:id="15"/>
       <w:r>
         <w:pict w14:anchorId="2B92B6AB">
-          <v:shape id="Picture 7" o:spid="_x0000_i1041" type="#_x0000_t75" style="width:14.05pt;height:14.05pt;visibility:visible;mso-wrap-style:square">
+          <v:shape id="Picture 7" o:spid="_x0000_i1041" type="#_x0000_t75" style="width:14.25pt;height:14.25pt;visibility:visible;mso-wrap-style:square">
             <v:imagedata r:id="rId49" o:title=""/>
           </v:shape>
         </w:pict>
@@ -16914,7 +16882,7 @@
       <w:r>
         <w:lastRenderedPageBreak/>
         <w:pict w14:anchorId="59797368">
-          <v:shape id="Picture 14" o:spid="_x0000_i1042" type="#_x0000_t75" style="width:14.95pt;height:12.15pt;visibility:visible;mso-wrap-style:square">
+          <v:shape id="Picture 14" o:spid="_x0000_i1042" type="#_x0000_t75" style="width:14.95pt;height:12.25pt;visibility:visible;mso-wrap-style:square">
             <v:imagedata r:id="rId51" o:title=""/>
           </v:shape>
         </w:pict>
@@ -17687,7 +17655,7 @@
       <w:bookmarkEnd w:id="36"/>
       <w:r>
         <w:pict w14:anchorId="7247A622">
-          <v:shape id="Picture 18" o:spid="_x0000_i1043" type="#_x0000_t75" style="width:15.9pt;height:14.95pt;visibility:visible;mso-wrap-style:square">
+          <v:shape id="Picture 18" o:spid="_x0000_i1043" type="#_x0000_t75" style="width:15.6pt;height:14.95pt;visibility:visible;mso-wrap-style:square">
             <v:imagedata r:id="rId59" o:title=""/>
           </v:shape>
         </w:pict>
@@ -17746,7 +17714,7 @@
       <w:bookmarkEnd w:id="38"/>
       <w:r>
         <w:pict w14:anchorId="4183F317">
-          <v:shape id="Picture 8" o:spid="_x0000_i1044" type="#_x0000_t75" style="width:17.75pt;height:14.05pt;visibility:visible;mso-wrap-style:square">
+          <v:shape id="Picture 8" o:spid="_x0000_i1044" type="#_x0000_t75" style="width:17.65pt;height:14.25pt;visibility:visible;mso-wrap-style:square">
             <v:imagedata r:id="rId60" o:title=""/>
           </v:shape>
         </w:pict>
@@ -20264,7 +20232,15 @@
         <w:t>Random Uncertainty</w:t>
       </w:r>
       <w:r>
-        <w:t xml:space="preserve">—The random uncertainty expands the Q COV to a 95 percent level by applying a coverage factor from the Student’s t-distribution based on the number or degrees of freedom and then dividing by the square root of the number of transects. When only 2 transect comprise a measurement, the theoretical Student’s t approach is </w:t>
+        <w:t xml:space="preserve">—The random uncertainty expands the Q COV to a 95 percent level by applying a coverage factor from the </w:t>
+      </w:r>
+      <w:proofErr w:type="gramStart"/>
+      <w:r>
+        <w:t>Student’s</w:t>
+      </w:r>
+      <w:proofErr w:type="gramEnd"/>
+      <w:r>
+        <w:t xml:space="preserve"> t-distribution based on the number or degrees of freedom and then dividing by the square root of the number of transects. When only 2 transect comprise a measurement, the theoretical Student’s t approach is </w:t>
       </w:r>
       <w:proofErr w:type="gramStart"/>
       <w:r>
@@ -21267,7 +21243,15 @@
         <w:t>ed</w:t>
       </w:r>
       <w:r>
-        <w:t xml:space="preserve"> in the edit boxes for Independent and ADCP and the appropriate units selected from the radio buttons. If the ADCP temperature is not provided the ADCP average temperature will be compared to the Independent temperature. If no Independent temperature is provided, the ADAQ will flag this violation of policy.</w:t>
+        <w:t xml:space="preserve"> in the edit boxes for Independent and ADCP and the appropriate units selected from the radio buttons. If the ADCP temperature is not provided the ADCP average temperature will be compared to the </w:t>
+      </w:r>
+      <w:proofErr w:type="gramStart"/>
+      <w:r>
+        <w:t>Independent</w:t>
+      </w:r>
+      <w:proofErr w:type="gramEnd"/>
+      <w:r>
+        <w:t xml:space="preserve"> temperature. If no Independent temperature is provided, the ADAQ will flag this violation of policy.</w:t>
       </w:r>
     </w:p>
     <w:p>
@@ -25938,11 +25922,16 @@
         </w:rPr>
         <w:t>Comp 4 Beam Preferred</w:t>
       </w:r>
+      <w:proofErr w:type="gramStart"/>
       <w:r>
         <w:t>—</w:t>
       </w:r>
       <w:r>
-        <w:t xml:space="preserve">(Default if vertical beam or depth sounder available) </w:t>
+        <w:t>(</w:t>
+      </w:r>
+      <w:proofErr w:type="gramEnd"/>
+      <w:r>
+        <w:t xml:space="preserve">Default if vertical beam or depth sounder available) </w:t>
       </w:r>
       <w:r>
         <w:t>The ensemble depth is computed as the average of the 4 slant beams, but if that results in an invalid depth, other available valid depth sources will be substituted according to the priority defined in the table below.</w:t>
@@ -30409,56 +30398,56 @@
         <v:path o:extrusionok="f" gradientshapeok="t" o:connecttype="rect"/>
         <o:lock v:ext="edit" aspectratio="t"/>
       </v:shapetype>
-      <v:shape id="_x0000_i3003" type="#_x0000_t75" style="width:47.7pt;height:25.25pt;visibility:visible;mso-wrap-style:square" o:bullet="t">
+      <v:shape id="_x0000_i1242" type="#_x0000_t75" style="width:47.55pt;height:25.15pt;visibility:visible;mso-wrap-style:square" o:bullet="t">
         <v:imagedata r:id="rId1" o:title="" croptop="15747f" cropbottom="8556f" cropleft="20056f" cropright="20946f"/>
       </v:shape>
     </w:pict>
   </w:numPicBullet>
   <w:numPicBullet w:numPicBulletId="1">
     <w:pict>
-      <v:shape id="_x0000_i3004" type="#_x0000_t75" style="width:19.65pt;height:15.9pt;visibility:visible;mso-wrap-style:square" o:bullet="t">
+      <v:shape id="_x0000_i1243" type="#_x0000_t75" style="width:19.7pt;height:15.6pt;visibility:visible;mso-wrap-style:square" o:bullet="t">
         <v:imagedata r:id="rId2" o:title=""/>
       </v:shape>
     </w:pict>
   </w:numPicBullet>
   <w:numPicBullet w:numPicBulletId="2">
     <w:pict>
-      <v:shape id="_x0000_i3005" type="#_x0000_t75" style="width:14.05pt;height:14.05pt;visibility:visible;mso-wrap-style:square" o:bullet="t">
+      <v:shape id="_x0000_i1244" type="#_x0000_t75" style="width:14.25pt;height:14.25pt;visibility:visible;mso-wrap-style:square" o:bullet="t">
         <v:imagedata r:id="rId3" o:title=""/>
       </v:shape>
     </w:pict>
   </w:numPicBullet>
   <w:numPicBullet w:numPicBulletId="3">
     <w:pict>
-      <v:shape id="_x0000_i3006" type="#_x0000_t75" style="width:16.85pt;height:14.05pt;visibility:visible;mso-wrap-style:square" o:bullet="t">
+      <v:shape id="_x0000_i1245" type="#_x0000_t75" style="width:17pt;height:14.25pt;visibility:visible;mso-wrap-style:square" o:bullet="t">
         <v:imagedata r:id="rId4" o:title=""/>
       </v:shape>
     </w:pict>
   </w:numPicBullet>
   <w:numPicBullet w:numPicBulletId="4">
     <w:pict>
-      <v:shape id="_x0000_i3007" type="#_x0000_t75" style="width:14.95pt;height:12.15pt;visibility:visible;mso-wrap-style:square" o:bullet="t">
+      <v:shape id="_x0000_i1246" type="#_x0000_t75" style="width:14.95pt;height:12.25pt;visibility:visible;mso-wrap-style:square" o:bullet="t">
         <v:imagedata r:id="rId5" o:title=""/>
       </v:shape>
     </w:pict>
   </w:numPicBullet>
   <w:numPicBullet w:numPicBulletId="5">
     <w:pict>
-      <v:shape id="_x0000_i3008" type="#_x0000_t75" style="width:16.85pt;height:16.85pt;visibility:visible;mso-wrap-style:square" o:bullet="t">
+      <v:shape id="_x0000_i1247" type="#_x0000_t75" style="width:17pt;height:17pt;visibility:visible;mso-wrap-style:square" o:bullet="t">
         <v:imagedata r:id="rId6" o:title=""/>
       </v:shape>
     </w:pict>
   </w:numPicBullet>
   <w:numPicBullet w:numPicBulletId="6">
     <w:pict>
-      <v:shape id="_x0000_i3009" type="#_x0000_t75" style="width:15.9pt;height:14.95pt;visibility:visible;mso-wrap-style:square" o:bullet="t">
+      <v:shape id="_x0000_i1248" type="#_x0000_t75" style="width:15.6pt;height:14.95pt;visibility:visible;mso-wrap-style:square" o:bullet="t">
         <v:imagedata r:id="rId7" o:title=""/>
       </v:shape>
     </w:pict>
   </w:numPicBullet>
   <w:numPicBullet w:numPicBulletId="7">
     <w:pict>
-      <v:shape id="_x0000_i3010" type="#_x0000_t75" style="width:32.75pt;height:13.1pt;visibility:visible;mso-wrap-style:square" o:bullet="t">
+      <v:shape id="_x0000_i1249" type="#_x0000_t75" style="width:32.6pt;height:12.9pt;visibility:visible;mso-wrap-style:square" o:bullet="t">
         <v:imagedata r:id="rId8" o:title=""/>
       </v:shape>
     </w:pict>
